--- a/docs/Excel報名資料自動填寫工具_使用說明.docx
+++ b/docs/Excel報名資料自動填寫工具_使用說明.docx
@@ -866,6 +866,66 @@
       </w:tr>
     </w:tbl>
     <w:p/>
+    <w:tbl>
+      <w:tblPr>
+        <w:tblW w:type="auto" w:w="0"/>
+        <w:jc w:val="left"/>
+        <w:tblLayout w:type="fixed"/>
+        <w:tblLook w:firstColumn="1" w:firstRow="1" w:lastColumn="0" w:lastRow="0" w:noHBand="0" w:noVBand="1" w:val="04A0"/>
+        <w:tblCellMar>
+          <w:top w:w="80" w:type="dxa"/>
+          <w:start w:w="120" w:type="dxa"/>
+          <w:bottom w:w="80" w:type="dxa"/>
+          <w:end w:w="120" w:type="dxa"/>
+        </w:tblCellMar>
+      </w:tblPr>
+      <w:tblGrid>
+        <w:gridCol w:w="9360"/>
+      </w:tblGrid>
+      <w:tr>
+        <w:tc>
+          <w:tcPr>
+            <w:tcW w:type="dxa" w:w="9360"/>
+            <w:shd w:fill="F2F4F7"/>
+            <w:tcBorders>
+              <w:top w:val="single" w:sz="8" w:space="0" w:color="B7C3D0"/>
+              <w:left w:val="single" w:sz="8" w:space="0" w:color="B7C3D0"/>
+              <w:bottom w:val="single" w:sz="8" w:space="0" w:color="B7C3D0"/>
+              <w:right w:val="single" w:sz="8" w:space="0" w:color="B7C3D0"/>
+              <w:insideH w:val="single" w:sz="8" w:space="0" w:color="B7C3D0"/>
+              <w:insideV w:val="single" w:sz="8" w:space="0" w:color="B7C3D0"/>
+            </w:tcBorders>
+            <w:vAlign w:val="center"/>
+          </w:tcPr>
+          <w:p>
+            <w:r>
+              <w:rPr>
+                <w:rFonts w:ascii="Calibri" w:hAnsi="Calibri" w:eastAsia="Microsoft JhengHei"/>
+                <w:b/>
+                <w:color w:val="1F4D78"/>
+              </w:rPr>
+              <w:t>執行需求</w:t>
+            </w:r>
+          </w:p>
+          <w:p>
+            <w:r>
+              <w:rPr>
+                <w:rFonts w:ascii="Calibri" w:hAnsi="Calibri" w:eastAsia="Microsoft JhengHei"/>
+              </w:rPr>
+              <w:t>使用者只需要執行打包後的 Excel自動填寫工具-0.1.0.exe。</w:t>
+            </w:r>
+          </w:p>
+          <w:p>
+            <w:r>
+              <w:rPr>
+                <w:rFonts w:ascii="Calibri" w:hAnsi="Calibri" w:eastAsia="Microsoft JhengHei"/>
+              </w:rPr>
+              <w:t>一般使用者不需要另外安裝 Node.js、Vite 或 Electron；這些工具只會在開發、測試或重新打包時使用。</w:t>
+            </w:r>
+          </w:p>
+        </w:tc>
+      </w:tr>
+    </w:tbl>
     <w:p>
       <w:pPr>
         <w:pStyle w:val="Heading1"/>

--- a/docs/Excel報名資料自動填寫工具_使用說明.docx
+++ b/docs/Excel報名資料自動填寫工具_使用說明.docx
@@ -2471,7 +2471,7 @@
         <w:rPr>
           <w:rFonts w:ascii="Calibri" w:hAnsi="Calibri" w:eastAsia="Microsoft JhengHei"/>
         </w:rPr>
-        <w:t>一般單筆付款：通常產生 1 筆資料。</w:t>
+        <w:t>一般單筆付款：通常產生 1 筆資料，收款金額等於課程金額。</w:t>
       </w:r>
     </w:p>
     <w:p>
@@ -2482,7 +2482,7 @@
         <w:rPr>
           <w:rFonts w:ascii="Calibri" w:hAnsi="Calibri" w:eastAsia="Microsoft JhengHei"/>
         </w:rPr>
-        <w:t>多項目付款：可能依項目拆成多筆資料。</w:t>
+        <w:t>多項目付款：可能依項目拆成多筆資料，每筆收款金額等於該筆課程金額。</w:t>
       </w:r>
     </w:p>
     <w:p>
@@ -2507,6 +2507,38 @@
     </w:p>
     <w:p>
       <w:pPr>
+        <w:pStyle w:val="Heading2"/>
+        <w:jc w:val="left"/>
+      </w:pPr>
+      <w:r>
+        <w:rPr>
+          <w:rFonts w:ascii="Calibri" w:hAnsi="Calibri" w:eastAsia="Microsoft JhengHei"/>
+          <w:b/>
+          <w:color w:val="2E74B5"/>
+        </w:rPr>
+        <w:t>9. Excel 公式更新</w:t>
+      </w:r>
+    </w:p>
+    <w:p>
+      <w:r>
+        <w:rPr>
+          <w:rFonts w:ascii="Calibri" w:hAnsi="Calibri" w:eastAsia="Microsoft JhengHei"/>
+          <w:b w:val="0"/>
+        </w:rPr>
+        <w:t>工具寫入資料後，會要求 Excel 在開啟檔案時重新計算公式欄位，例如分期差額。</w:t>
+      </w:r>
+    </w:p>
+    <w:p>
+      <w:r>
+        <w:rPr>
+          <w:rFonts w:ascii="Calibri" w:hAnsi="Calibri" w:eastAsia="Microsoft JhengHei"/>
+          <w:b w:val="0"/>
+        </w:rPr>
+        <w:t>如果 Excel 開啟後仍看到舊值，請確認 Excel 的計算選項不是手動模式，或按一次「公式」中的「立即計算」。</w:t>
+      </w:r>
+    </w:p>
+    <w:p>
+      <w:pPr>
         <w:pStyle w:val="Heading1"/>
         <w:jc w:val="left"/>
       </w:pPr>
@@ -2516,7 +2548,7 @@
           <w:b/>
           <w:color w:val="2E74B5"/>
         </w:rPr>
-        <w:t>9. 常見問題與處理方式</w:t>
+        <w:t>10. 常見問題與處理方式</w:t>
       </w:r>
     </w:p>
     <w:tbl>
@@ -3036,7 +3068,7 @@
           <w:b/>
           <w:color w:val="2E74B5"/>
         </w:rPr>
-        <w:t>10. 安全使用建議</w:t>
+        <w:t>11. 安全使用建議</w:t>
       </w:r>
     </w:p>
     <w:p>

--- a/docs/Excel報名資料自動填寫工具_使用說明.docx
+++ b/docs/Excel報名資料自動填寫工具_使用說明.docx
@@ -912,7 +912,7 @@
               <w:rPr>
                 <w:rFonts w:ascii="Calibri" w:hAnsi="Calibri" w:eastAsia="Microsoft JhengHei"/>
               </w:rPr>
-              <w:t>使用者只需要執行打包後的 Excel自動填寫工具-0.1.0.exe。</w:t>
+              <w:t>使用者只需要執行打包後的 Excel自動填寫工具-0.1.1.exe。</w:t>
             </w:r>
           </w:p>
           <w:p>
